--- a/docs/GPSIMU Test.docx
+++ b/docs/GPSIMU Test.docx
@@ -9,6 +9,9 @@
     </w:p>
     <w:p>
       <w:r>
+        <w:rPr>
+          <w:noProof/>
+        </w:rPr>
         <w:drawing>
           <wp:inline distT="0" distB="0" distL="0" distR="0" wp14:anchorId="3CAD06DA" wp14:editId="04BCD6BE">
             <wp:extent cx="5943600" cy="3398520"/>
@@ -53,6 +56,9 @@
     </w:p>
     <w:p>
       <w:r>
+        <w:rPr>
+          <w:noProof/>
+        </w:rPr>
         <w:drawing>
           <wp:inline distT="0" distB="0" distL="0" distR="0" wp14:anchorId="0777BDFA" wp14:editId="5EA5BDF8">
             <wp:extent cx="5943600" cy="3719195"/>
@@ -112,6 +118,9 @@
     </w:p>
     <w:p>
       <w:r>
+        <w:rPr>
+          <w:noProof/>
+        </w:rPr>
         <w:drawing>
           <wp:inline distT="0" distB="0" distL="0" distR="0" wp14:anchorId="48ABD5E5" wp14:editId="0E984250">
             <wp:extent cx="5943600" cy="6461125"/>
@@ -147,6 +156,255 @@
             </a:graphic>
           </wp:inline>
         </w:drawing>
+      </w:r>
+    </w:p>
+    <w:p>
+      <w:r>
+        <w:rPr>
+          <w:noProof/>
+        </w:rPr>
+        <w:lastRenderedPageBreak/>
+        <w:drawing>
+          <wp:inline distT="0" distB="0" distL="0" distR="0" wp14:anchorId="17FC69FB" wp14:editId="26CC7A71">
+            <wp:extent cx="3800475" cy="8229600"/>
+            <wp:effectExtent l="0" t="0" r="9525" b="0"/>
+            <wp:docPr id="472866765" name="Picture 1"/>
+            <wp:cNvGraphicFramePr>
+              <a:graphicFrameLocks xmlns:a="http://schemas.openxmlformats.org/drawingml/2006/main" noChangeAspect="1"/>
+            </wp:cNvGraphicFramePr>
+            <a:graphic xmlns:a="http://schemas.openxmlformats.org/drawingml/2006/main">
+              <a:graphicData uri="http://schemas.openxmlformats.org/drawingml/2006/picture">
+                <pic:pic xmlns:pic="http://schemas.openxmlformats.org/drawingml/2006/picture">
+                  <pic:nvPicPr>
+                    <pic:cNvPr id="0" name="Picture 1"/>
+                    <pic:cNvPicPr>
+                      <a:picLocks noChangeAspect="1" noChangeArrowheads="1"/>
+                    </pic:cNvPicPr>
+                  </pic:nvPicPr>
+                  <pic:blipFill>
+                    <a:blip r:embed="rId7" cstate="print">
+                      <a:extLst>
+                        <a:ext uri="{28A0092B-C50C-407E-A947-70E740481C1C}">
+                          <a14:useLocalDpi xmlns:a14="http://schemas.microsoft.com/office/drawing/2010/main" val="0"/>
+                        </a:ext>
+                      </a:extLst>
+                    </a:blip>
+                    <a:srcRect/>
+                    <a:stretch>
+                      <a:fillRect/>
+                    </a:stretch>
+                  </pic:blipFill>
+                  <pic:spPr bwMode="auto">
+                    <a:xfrm>
+                      <a:off x="0" y="0"/>
+                      <a:ext cx="3800475" cy="8229600"/>
+                    </a:xfrm>
+                    <a:prstGeom prst="rect">
+                      <a:avLst/>
+                    </a:prstGeom>
+                    <a:noFill/>
+                    <a:ln>
+                      <a:noFill/>
+                    </a:ln>
+                  </pic:spPr>
+                </pic:pic>
+              </a:graphicData>
+            </a:graphic>
+          </wp:inline>
+        </w:drawing>
+      </w:r>
+    </w:p>
+    <w:p>
+      <w:r>
+        <w:lastRenderedPageBreak/>
+        <w:t xml:space="preserve">video: </w:t>
+      </w:r>
+      <w:proofErr w:type="spellStart"/>
+      <w:r>
+        <w:t>ikot</w:t>
+      </w:r>
+      <w:proofErr w:type="spellEnd"/>
+      <w:r>
+        <w:t xml:space="preserve"> </w:t>
+      </w:r>
+      <w:proofErr w:type="spellStart"/>
+      <w:r>
+        <w:t>sa</w:t>
+      </w:r>
+      <w:proofErr w:type="spellEnd"/>
+      <w:r>
+        <w:t xml:space="preserve"> grandstand.mp4</w:t>
+      </w:r>
+    </w:p>
+    <w:p>
+      <w:r>
+        <w:rPr>
+          <w:b/>
+          <w:bCs/>
+        </w:rPr>
+        <w:t xml:space="preserve">Impressions: </w:t>
+      </w:r>
+      <w:r>
+        <w:t xml:space="preserve"> </w:t>
+      </w:r>
+      <w:proofErr w:type="spellStart"/>
+      <w:r>
+        <w:t>nung</w:t>
+      </w:r>
+      <w:proofErr w:type="spellEnd"/>
+      <w:r>
+        <w:t xml:space="preserve"> </w:t>
+      </w:r>
+      <w:proofErr w:type="spellStart"/>
+      <w:r>
+        <w:t>dumaan</w:t>
+      </w:r>
+      <w:proofErr w:type="spellEnd"/>
+      <w:r>
+        <w:t xml:space="preserve"> </w:t>
+      </w:r>
+      <w:proofErr w:type="spellStart"/>
+      <w:r>
+        <w:t>sa</w:t>
+      </w:r>
+      <w:proofErr w:type="spellEnd"/>
+      <w:r>
+        <w:t xml:space="preserve"> may </w:t>
+      </w:r>
+      <w:proofErr w:type="spellStart"/>
+      <w:r>
+        <w:t>likod</w:t>
+      </w:r>
+      <w:proofErr w:type="spellEnd"/>
+      <w:r>
+        <w:t xml:space="preserve"> ng grandstand (</w:t>
+      </w:r>
+      <w:proofErr w:type="spellStart"/>
+      <w:r>
+        <w:t>sa</w:t>
+      </w:r>
+      <w:proofErr w:type="spellEnd"/>
+      <w:r>
+        <w:t xml:space="preserve"> may </w:t>
+      </w:r>
+      <w:proofErr w:type="spellStart"/>
+      <w:r>
+        <w:t>cr</w:t>
+      </w:r>
+      <w:proofErr w:type="spellEnd"/>
+      <w:r>
+        <w:t xml:space="preserve">) </w:t>
+      </w:r>
+      <w:proofErr w:type="spellStart"/>
+      <w:r>
+        <w:t>nawala</w:t>
+      </w:r>
+      <w:proofErr w:type="spellEnd"/>
+      <w:r>
+        <w:t xml:space="preserve"> </w:t>
+      </w:r>
+      <w:proofErr w:type="spellStart"/>
+      <w:r>
+        <w:t>ung</w:t>
+      </w:r>
+      <w:proofErr w:type="spellEnd"/>
+      <w:r>
+        <w:t xml:space="preserve"> </w:t>
+      </w:r>
+      <w:proofErr w:type="spellStart"/>
+      <w:r>
+        <w:t>gps</w:t>
+      </w:r>
+      <w:proofErr w:type="spellEnd"/>
+      <w:r>
+        <w:t xml:space="preserve"> data, </w:t>
+      </w:r>
+      <w:proofErr w:type="spellStart"/>
+      <w:r>
+        <w:t>hindi</w:t>
+      </w:r>
+      <w:proofErr w:type="spellEnd"/>
+      <w:r>
+        <w:t xml:space="preserve"> </w:t>
+      </w:r>
+      <w:proofErr w:type="spellStart"/>
+      <w:r>
+        <w:t>gumalaw</w:t>
+      </w:r>
+      <w:proofErr w:type="spellEnd"/>
+      <w:r>
+        <w:t xml:space="preserve"> </w:t>
+      </w:r>
+      <w:proofErr w:type="spellStart"/>
+      <w:proofErr w:type="gramStart"/>
+      <w:r>
+        <w:t>ung</w:t>
+      </w:r>
+      <w:proofErr w:type="spellEnd"/>
+      <w:r>
+        <w:t xml:space="preserve">  speed</w:t>
+      </w:r>
+      <w:proofErr w:type="gramEnd"/>
+      <w:r>
+        <w:t xml:space="preserve">, stuck </w:t>
+      </w:r>
+      <w:proofErr w:type="spellStart"/>
+      <w:r>
+        <w:t>sa</w:t>
+      </w:r>
+      <w:proofErr w:type="spellEnd"/>
+      <w:r>
+        <w:t xml:space="preserve"> 3.4.</w:t>
+      </w:r>
+    </w:p>
+    <w:p>
+      <w:r>
+        <w:t xml:space="preserve">Pag di </w:t>
+      </w:r>
+      <w:proofErr w:type="spellStart"/>
+      <w:r>
+        <w:t>gumagalaw</w:t>
+      </w:r>
+      <w:proofErr w:type="spellEnd"/>
+      <w:r>
+        <w:t xml:space="preserve"> </w:t>
+      </w:r>
+      <w:proofErr w:type="spellStart"/>
+      <w:r>
+        <w:t>naka</w:t>
+      </w:r>
+      <w:proofErr w:type="spellEnd"/>
+      <w:r>
+        <w:t xml:space="preserve"> </w:t>
+      </w:r>
+      <w:proofErr w:type="gramStart"/>
+      <w:r>
+        <w:t>0.something</w:t>
+      </w:r>
+      <w:proofErr w:type="gramEnd"/>
+      <w:r>
+        <w:t xml:space="preserve"> </w:t>
+      </w:r>
+      <w:proofErr w:type="spellStart"/>
+      <w:r>
+        <w:t>yung</w:t>
+      </w:r>
+      <w:proofErr w:type="spellEnd"/>
+      <w:r>
+        <w:t xml:space="preserve"> speed, needs better calibration.</w:t>
+      </w:r>
+    </w:p>
+    <w:p>
+      <w:r>
+        <w:t xml:space="preserve">When moving with </w:t>
+      </w:r>
+      <w:proofErr w:type="spellStart"/>
+      <w:r>
+        <w:t>gps</w:t>
+      </w:r>
+      <w:proofErr w:type="spellEnd"/>
+      <w:r>
+        <w:t>, speed has an offset of around +/- 1kph. Better calibration needed when installed.</w:t>
       </w:r>
     </w:p>
     <w:p/>

--- a/docs/GPSIMU Test.docx
+++ b/docs/GPSIMU Test.docx
@@ -3,7 +3,44 @@
 <w:document xmlns:wpc="http://schemas.microsoft.com/office/word/2010/wordprocessingCanvas" xmlns:cx="http://schemas.microsoft.com/office/drawing/2014/chartex" xmlns:cx1="http://schemas.microsoft.com/office/drawing/2015/9/8/chartex" xmlns:cx2="http://schemas.microsoft.com/office/drawing/2015/10/21/chartex" xmlns:cx3="http://schemas.microsoft.com/office/drawing/2016/5/9/chartex" xmlns:cx4="http://schemas.microsoft.com/office/drawing/2016/5/10/chartex" xmlns:cx5="http://schemas.microsoft.com/office/drawing/2016/5/11/chartex" xmlns:cx6="http://schemas.microsoft.com/office/drawing/2016/5/12/chartex" xmlns:cx7="http://schemas.microsoft.com/office/drawing/2016/5/13/chartex" xmlns:cx8="http://schemas.microsoft.com/office/drawing/2016/5/14/chartex" xmlns:mc="http://schemas.openxmlformats.org/markup-compatibility/2006" xmlns:aink="http://schemas.microsoft.com/office/drawing/2016/ink" xmlns:am3d="http://schemas.microsoft.com/office/drawing/2017/model3d" xmlns:o="urn:schemas-microsoft-com:office:office" xmlns:oel="http://schemas.microsoft.com/office/2019/extlst" xmlns:r="http://schemas.openxmlformats.org/officeDocument/2006/relationships" xmlns:m="http://schemas.openxmlformats.org/officeDocument/2006/math" xmlns:v="urn:schemas-microsoft-com:vml" xmlns:wp14="http://schemas.microsoft.com/office/word/2010/wordprocessingDrawing" xmlns:wp="http://schemas.openxmlformats.org/drawingml/2006/wordprocessingDrawing" xmlns:w10="urn:schemas-microsoft-com:office:word" xmlns:w="http://schemas.openxmlformats.org/wordprocessingml/2006/main" xmlns:w14="http://schemas.microsoft.com/office/word/2010/wordml" xmlns:w15="http://schemas.microsoft.com/office/word/2012/wordml" xmlns:w16cex="http://schemas.microsoft.com/office/word/2018/wordml/cex" xmlns:w16cid="http://schemas.microsoft.com/office/word/2016/wordml/cid" xmlns:w16="http://schemas.microsoft.com/office/word/2018/wordml" xmlns:w16du="http://schemas.microsoft.com/office/word/2023/wordml/word16du" xmlns:w16sdtdh="http://schemas.microsoft.com/office/word/2020/wordml/sdtdatahash" xmlns:w16sdtfl="http://schemas.microsoft.com/office/word/2024/wordml/sdtformatlock" xmlns:w16se="http://schemas.microsoft.com/office/word/2015/wordml/symex" xmlns:wpg="http://schemas.microsoft.com/office/word/2010/wordprocessingGroup" xmlns:wpi="http://schemas.microsoft.com/office/word/2010/wordprocessingInk" xmlns:wne="http://schemas.microsoft.com/office/word/2006/wordml" xmlns:wps="http://schemas.microsoft.com/office/word/2010/wordprocessingShape" mc:Ignorable="w14 w15 w16se w16cid w16 w16cex w16sdtdh w16sdtfl w16du wp14">
   <w:body>
     <w:p>
-      <w:r>
+      <w:pPr>
+        <w:rPr>
+          <w:b/>
+          <w:bCs/>
+        </w:rPr>
+      </w:pPr>
+      <w:r>
+        <w:rPr>
+          <w:b/>
+          <w:bCs/>
+        </w:rPr>
+        <w:t xml:space="preserve">Future work: </w:t>
+      </w:r>
+    </w:p>
+    <w:p>
+      <w:pPr>
+        <w:pStyle w:val="ListParagraph"/>
+        <w:numPr>
+          <w:ilvl w:val="0"/>
+          <w:numId w:val="1"/>
+        </w:numPr>
+      </w:pPr>
+      <w:r>
+        <w:t>Integrate graphs and maps in desktop app to visualize the accuracy of movement properly</w:t>
+      </w:r>
+    </w:p>
+    <w:p>
+      <w:pPr>
+        <w:rPr>
+          <w:b/>
+          <w:bCs/>
+        </w:rPr>
+      </w:pPr>
+      <w:r>
+        <w:rPr>
+          <w:b/>
+          <w:bCs/>
+        </w:rPr>
         <w:t>Outside stationary</w:t>
       </w:r>
     </w:p>
@@ -13,9 +50,9 @@
           <w:noProof/>
         </w:rPr>
         <w:drawing>
-          <wp:inline distT="0" distB="0" distL="0" distR="0" wp14:anchorId="3CAD06DA" wp14:editId="04BCD6BE">
-            <wp:extent cx="5943600" cy="3398520"/>
-            <wp:effectExtent l="0" t="0" r="0" b="0"/>
+          <wp:inline distT="0" distB="0" distL="0" distR="0" wp14:anchorId="3CAD06DA" wp14:editId="56097315">
+            <wp:extent cx="3446350" cy="1970605"/>
+            <wp:effectExtent l="0" t="0" r="1905" b="0"/>
             <wp:docPr id="1656051661" name="Picture 1"/>
             <wp:cNvGraphicFramePr>
               <a:graphicFrameLocks xmlns:a="http://schemas.openxmlformats.org/drawingml/2006/main" noChangeAspect="1"/>
@@ -28,7 +65,7 @@
                     <pic:cNvPicPr/>
                   </pic:nvPicPr>
                   <pic:blipFill>
-                    <a:blip r:embed="rId4"/>
+                    <a:blip r:embed="rId5"/>
                     <a:stretch>
                       <a:fillRect/>
                     </a:stretch>
@@ -36,7 +73,7 @@
                   <pic:spPr>
                     <a:xfrm>
                       <a:off x="0" y="0"/>
-                      <a:ext cx="5943600" cy="3398520"/>
+                      <a:ext cx="3454747" cy="1975406"/>
                     </a:xfrm>
                     <a:prstGeom prst="rect">
                       <a:avLst/>
@@ -48,10 +85,84 @@
           </wp:inline>
         </w:drawing>
       </w:r>
-    </w:p>
-    <w:p>
-      <w:r>
-        <w:t>moving</w:t>
+      <w:r>
+        <w:drawing>
+          <wp:inline distT="0" distB="0" distL="0" distR="0" wp14:anchorId="30BC0204" wp14:editId="37A610E5">
+            <wp:extent cx="1775098" cy="1696774"/>
+            <wp:effectExtent l="0" t="0" r="0" b="0"/>
+            <wp:docPr id="180940251" name="Picture 1"/>
+            <wp:cNvGraphicFramePr>
+              <a:graphicFrameLocks xmlns:a="http://schemas.openxmlformats.org/drawingml/2006/main" noChangeAspect="1"/>
+            </wp:cNvGraphicFramePr>
+            <a:graphic xmlns:a="http://schemas.openxmlformats.org/drawingml/2006/main">
+              <a:graphicData uri="http://schemas.openxmlformats.org/drawingml/2006/picture">
+                <pic:pic xmlns:pic="http://schemas.openxmlformats.org/drawingml/2006/picture">
+                  <pic:nvPicPr>
+                    <pic:cNvPr id="180940251" name=""/>
+                    <pic:cNvPicPr/>
+                  </pic:nvPicPr>
+                  <pic:blipFill>
+                    <a:blip r:embed="rId6"/>
+                    <a:stretch>
+                      <a:fillRect/>
+                    </a:stretch>
+                  </pic:blipFill>
+                  <pic:spPr>
+                    <a:xfrm>
+                      <a:off x="0" y="0"/>
+                      <a:ext cx="1776299" cy="1697922"/>
+                    </a:xfrm>
+                    <a:prstGeom prst="rect">
+                      <a:avLst/>
+                    </a:prstGeom>
+                  </pic:spPr>
+                </pic:pic>
+              </a:graphicData>
+            </a:graphic>
+          </wp:inline>
+        </w:drawing>
+      </w:r>
+    </w:p>
+    <w:p>
+      <w:r>
+        <w:rPr>
+          <w:b/>
+          <w:bCs/>
+        </w:rPr>
+        <w:t xml:space="preserve">Observation: </w:t>
+      </w:r>
+      <w:r>
+        <w:t>Location is Accurate; speed needs further calibration. It should be 0.</w:t>
+      </w:r>
+    </w:p>
+    <w:p/>
+    <w:p>
+      <w:pPr>
+        <w:rPr>
+          <w:b/>
+          <w:bCs/>
+        </w:rPr>
+      </w:pPr>
+      <w:r>
+        <w:rPr>
+          <w:b/>
+          <w:bCs/>
+        </w:rPr>
+        <w:t>M</w:t>
+      </w:r>
+      <w:r>
+        <w:rPr>
+          <w:b/>
+          <w:bCs/>
+        </w:rPr>
+        <w:t>oving</w:t>
+      </w:r>
+      <w:r>
+        <w:rPr>
+          <w:b/>
+          <w:bCs/>
+        </w:rPr>
+        <w:t xml:space="preserve"> in grandstand</w:t>
       </w:r>
     </w:p>
     <w:p>
@@ -75,7 +186,7 @@
                     <pic:cNvPicPr/>
                   </pic:nvPicPr>
                   <pic:blipFill>
-                    <a:blip r:embed="rId5"/>
+                    <a:blip r:embed="rId7"/>
                     <a:stretch>
                       <a:fillRect/>
                     </a:stretch>
@@ -96,24 +207,50 @@
         </w:drawing>
       </w:r>
     </w:p>
+    <w:p>
+      <w:r>
+        <w:rPr>
+          <w:b/>
+          <w:bCs/>
+        </w:rPr>
+        <w:lastRenderedPageBreak/>
+        <w:t>Observation</w:t>
+      </w:r>
+      <w:r>
+        <w:rPr>
+          <w:b/>
+          <w:bCs/>
+        </w:rPr>
+        <w:t xml:space="preserve">: </w:t>
+      </w:r>
+      <w:r>
+        <w:tab/>
+        <w:t>satellites locked is 0, therefore the speed is stuck at 0.2; IMU detects some movement (see the 4</w:t>
+      </w:r>
+      <w:r>
+        <w:rPr>
+          <w:vertAlign w:val="superscript"/>
+        </w:rPr>
+        <w:t>th</w:t>
+      </w:r>
+      <w:r>
+        <w:t xml:space="preserve"> column) </w:t>
+      </w:r>
+    </w:p>
     <w:p/>
     <w:p>
-      <w:proofErr w:type="spellStart"/>
-      <w:r>
-        <w:lastRenderedPageBreak/>
-        <w:t>sa</w:t>
-      </w:r>
-      <w:proofErr w:type="spellEnd"/>
-      <w:r>
-        <w:t xml:space="preserve"> </w:t>
-      </w:r>
-      <w:proofErr w:type="spellStart"/>
-      <w:r>
-        <w:t>bubong</w:t>
-      </w:r>
-      <w:proofErr w:type="spellEnd"/>
-      <w:r>
-        <w:t xml:space="preserve"> ng grandstand</w:t>
+      <w:pPr>
+        <w:rPr>
+          <w:b/>
+          <w:bCs/>
+        </w:rPr>
+      </w:pPr>
+      <w:r>
+        <w:rPr>
+          <w:b/>
+          <w:bCs/>
+        </w:rPr>
+        <w:t>Under grandstand’s shade</w:t>
       </w:r>
     </w:p>
     <w:p>
@@ -137,7 +274,7 @@
                     <pic:cNvPicPr/>
                   </pic:nvPicPr>
                   <pic:blipFill>
-                    <a:blip r:embed="rId6"/>
+                    <a:blip r:embed="rId8"/>
                     <a:stretch>
                       <a:fillRect/>
                     </a:stretch>
@@ -161,13 +298,42 @@
     <w:p>
       <w:r>
         <w:rPr>
+          <w:b/>
+          <w:bCs/>
+        </w:rPr>
+        <w:t xml:space="preserve">Observation: </w:t>
+      </w:r>
+      <w:r>
+        <w:t>it can still receive signal (nasa bukana ng shade ng grandstand)</w:t>
+      </w:r>
+    </w:p>
+    <w:p/>
+    <w:p/>
+    <w:p/>
+    <w:p>
+      <w:pPr>
+        <w:rPr>
+          <w:b/>
+          <w:bCs/>
+        </w:rPr>
+      </w:pPr>
+      <w:r>
+        <w:rPr>
+          <w:b/>
+          <w:bCs/>
+        </w:rPr>
+        <w:t>Walk around grandstand</w:t>
+      </w:r>
+    </w:p>
+    <w:p>
+      <w:r>
+        <w:rPr>
           <w:noProof/>
         </w:rPr>
-        <w:lastRenderedPageBreak/>
         <w:drawing>
-          <wp:inline distT="0" distB="0" distL="0" distR="0" wp14:anchorId="17FC69FB" wp14:editId="26CC7A71">
-            <wp:extent cx="3800475" cy="8229600"/>
-            <wp:effectExtent l="0" t="0" r="9525" b="0"/>
+          <wp:inline distT="0" distB="0" distL="0" distR="0" wp14:anchorId="17FC69FB" wp14:editId="23776AC1">
+            <wp:extent cx="2554555" cy="5531667"/>
+            <wp:effectExtent l="0" t="0" r="0" b="0"/>
             <wp:docPr id="472866765" name="Picture 1"/>
             <wp:cNvGraphicFramePr>
               <a:graphicFrameLocks xmlns:a="http://schemas.openxmlformats.org/drawingml/2006/main" noChangeAspect="1"/>
@@ -182,7 +348,7 @@
                     </pic:cNvPicPr>
                   </pic:nvPicPr>
                   <pic:blipFill>
-                    <a:blip r:embed="rId7" cstate="print">
+                    <a:blip r:embed="rId9" cstate="print">
                       <a:extLst>
                         <a:ext uri="{28A0092B-C50C-407E-A947-70E740481C1C}">
                           <a14:useLocalDpi xmlns:a14="http://schemas.microsoft.com/office/drawing/2010/main" val="0"/>
@@ -197,7 +363,7 @@
                   <pic:spPr bwMode="auto">
                     <a:xfrm>
                       <a:off x="0" y="0"/>
-                      <a:ext cx="3800475" cy="8229600"/>
+                      <a:ext cx="2556954" cy="5536861"/>
                     </a:xfrm>
                     <a:prstGeom prst="rect">
                       <a:avLst/>
@@ -216,166 +382,305 @@
     </w:p>
     <w:p>
       <w:r>
+        <w:t>video: ikot sa grandstand.mp4</w:t>
+      </w:r>
+    </w:p>
+    <w:p>
+      <w:pPr>
+        <w:rPr>
+          <w:b/>
+          <w:bCs/>
+        </w:rPr>
+      </w:pPr>
+      <w:r>
+        <w:rPr>
+          <w:b/>
+          <w:bCs/>
+        </w:rPr>
+        <w:t>Stationary</w:t>
+      </w:r>
+    </w:p>
+    <w:p>
+      <w:pPr>
+        <w:rPr>
+          <w:b/>
+          <w:bCs/>
+        </w:rPr>
+      </w:pPr>
+      <w:r>
+        <w:rPr>
+          <w:b/>
+          <w:bCs/>
+        </w:rPr>
         <w:lastRenderedPageBreak/>
-        <w:t xml:space="preserve">video: </w:t>
-      </w:r>
-      <w:proofErr w:type="spellStart"/>
-      <w:r>
-        <w:t>ikot</w:t>
-      </w:r>
-      <w:proofErr w:type="spellEnd"/>
-      <w:r>
-        <w:t xml:space="preserve"> </w:t>
-      </w:r>
-      <w:proofErr w:type="spellStart"/>
-      <w:r>
-        <w:t>sa</w:t>
-      </w:r>
-      <w:proofErr w:type="spellEnd"/>
-      <w:r>
-        <w:t xml:space="preserve"> grandstand.mp4</w:t>
-      </w:r>
-    </w:p>
-    <w:p>
-      <w:r>
-        <w:rPr>
-          <w:b/>
-          <w:bCs/>
-        </w:rPr>
-        <w:t xml:space="preserve">Impressions: </w:t>
-      </w:r>
-      <w:r>
-        <w:t xml:space="preserve"> </w:t>
-      </w:r>
-      <w:proofErr w:type="spellStart"/>
-      <w:r>
-        <w:t>nung</w:t>
-      </w:r>
-      <w:proofErr w:type="spellEnd"/>
-      <w:r>
-        <w:t xml:space="preserve"> </w:t>
-      </w:r>
-      <w:proofErr w:type="spellStart"/>
-      <w:r>
-        <w:t>dumaan</w:t>
-      </w:r>
-      <w:proofErr w:type="spellEnd"/>
-      <w:r>
-        <w:t xml:space="preserve"> </w:t>
-      </w:r>
-      <w:proofErr w:type="spellStart"/>
-      <w:r>
-        <w:t>sa</w:t>
-      </w:r>
-      <w:proofErr w:type="spellEnd"/>
-      <w:r>
-        <w:t xml:space="preserve"> may </w:t>
-      </w:r>
-      <w:proofErr w:type="spellStart"/>
-      <w:r>
-        <w:t>likod</w:t>
-      </w:r>
-      <w:proofErr w:type="spellEnd"/>
-      <w:r>
-        <w:t xml:space="preserve"> ng grandstand (</w:t>
-      </w:r>
-      <w:proofErr w:type="spellStart"/>
-      <w:r>
-        <w:t>sa</w:t>
-      </w:r>
-      <w:proofErr w:type="spellEnd"/>
-      <w:r>
-        <w:t xml:space="preserve"> may </w:t>
-      </w:r>
-      <w:proofErr w:type="spellStart"/>
-      <w:r>
-        <w:t>cr</w:t>
-      </w:r>
-      <w:proofErr w:type="spellEnd"/>
-      <w:r>
-        <w:t xml:space="preserve">) </w:t>
-      </w:r>
-      <w:proofErr w:type="spellStart"/>
-      <w:r>
-        <w:t>nawala</w:t>
-      </w:r>
-      <w:proofErr w:type="spellEnd"/>
-      <w:r>
-        <w:t xml:space="preserve"> </w:t>
-      </w:r>
-      <w:proofErr w:type="spellStart"/>
-      <w:r>
-        <w:t>ung</w:t>
-      </w:r>
-      <w:proofErr w:type="spellEnd"/>
-      <w:r>
-        <w:t xml:space="preserve"> </w:t>
-      </w:r>
-      <w:proofErr w:type="spellStart"/>
-      <w:r>
-        <w:t>gps</w:t>
-      </w:r>
-      <w:proofErr w:type="spellEnd"/>
-      <w:r>
-        <w:t xml:space="preserve"> data, </w:t>
-      </w:r>
-      <w:proofErr w:type="spellStart"/>
-      <w:r>
-        <w:t>hindi</w:t>
-      </w:r>
-      <w:proofErr w:type="spellEnd"/>
-      <w:r>
-        <w:t xml:space="preserve"> </w:t>
-      </w:r>
-      <w:proofErr w:type="spellStart"/>
-      <w:r>
-        <w:t>gumalaw</w:t>
-      </w:r>
-      <w:proofErr w:type="spellEnd"/>
-      <w:r>
-        <w:t xml:space="preserve"> </w:t>
-      </w:r>
-      <w:proofErr w:type="spellStart"/>
+        <w:drawing>
+          <wp:inline distT="0" distB="0" distL="0" distR="0" wp14:anchorId="58F4C060" wp14:editId="48B1A30F">
+            <wp:extent cx="5943600" cy="2873375"/>
+            <wp:effectExtent l="0" t="0" r="0" b="3175"/>
+            <wp:docPr id="1908401001" name="Picture 1"/>
+            <wp:cNvGraphicFramePr>
+              <a:graphicFrameLocks xmlns:a="http://schemas.openxmlformats.org/drawingml/2006/main" noChangeAspect="1"/>
+            </wp:cNvGraphicFramePr>
+            <a:graphic xmlns:a="http://schemas.openxmlformats.org/drawingml/2006/main">
+              <a:graphicData uri="http://schemas.openxmlformats.org/drawingml/2006/picture">
+                <pic:pic xmlns:pic="http://schemas.openxmlformats.org/drawingml/2006/picture">
+                  <pic:nvPicPr>
+                    <pic:cNvPr id="1908401001" name=""/>
+                    <pic:cNvPicPr/>
+                  </pic:nvPicPr>
+                  <pic:blipFill>
+                    <a:blip r:embed="rId10"/>
+                    <a:stretch>
+                      <a:fillRect/>
+                    </a:stretch>
+                  </pic:blipFill>
+                  <pic:spPr>
+                    <a:xfrm>
+                      <a:off x="0" y="0"/>
+                      <a:ext cx="5943600" cy="2873375"/>
+                    </a:xfrm>
+                    <a:prstGeom prst="rect">
+                      <a:avLst/>
+                    </a:prstGeom>
+                  </pic:spPr>
+                </pic:pic>
+              </a:graphicData>
+            </a:graphic>
+          </wp:inline>
+        </w:drawing>
+      </w:r>
+    </w:p>
+    <w:p>
+      <w:pPr>
+        <w:rPr>
+          <w:b/>
+          <w:bCs/>
+        </w:rPr>
+      </w:pPr>
+      <w:r>
+        <w:rPr>
+          <w:b/>
+          <w:bCs/>
+        </w:rPr>
+        <w:t>Moving</w:t>
+      </w:r>
+    </w:p>
+    <w:p>
+      <w:pPr>
+        <w:rPr>
+          <w:b/>
+          <w:bCs/>
+        </w:rPr>
+      </w:pPr>
+      <w:r>
+        <w:rPr>
+          <w:b/>
+          <w:bCs/>
+        </w:rPr>
+        <w:drawing>
+          <wp:inline distT="0" distB="0" distL="0" distR="0" wp14:anchorId="49D80113" wp14:editId="31B61524">
+            <wp:extent cx="5943600" cy="2885440"/>
+            <wp:effectExtent l="0" t="0" r="0" b="0"/>
+            <wp:docPr id="104109645" name="Picture 1"/>
+            <wp:cNvGraphicFramePr>
+              <a:graphicFrameLocks xmlns:a="http://schemas.openxmlformats.org/drawingml/2006/main" noChangeAspect="1"/>
+            </wp:cNvGraphicFramePr>
+            <a:graphic xmlns:a="http://schemas.openxmlformats.org/drawingml/2006/main">
+              <a:graphicData uri="http://schemas.openxmlformats.org/drawingml/2006/picture">
+                <pic:pic xmlns:pic="http://schemas.openxmlformats.org/drawingml/2006/picture">
+                  <pic:nvPicPr>
+                    <pic:cNvPr id="104109645" name=""/>
+                    <pic:cNvPicPr/>
+                  </pic:nvPicPr>
+                  <pic:blipFill>
+                    <a:blip r:embed="rId11"/>
+                    <a:stretch>
+                      <a:fillRect/>
+                    </a:stretch>
+                  </pic:blipFill>
+                  <pic:spPr>
+                    <a:xfrm>
+                      <a:off x="0" y="0"/>
+                      <a:ext cx="5943600" cy="2885440"/>
+                    </a:xfrm>
+                    <a:prstGeom prst="rect">
+                      <a:avLst/>
+                    </a:prstGeom>
+                  </pic:spPr>
+                </pic:pic>
+              </a:graphicData>
+            </a:graphic>
+          </wp:inline>
+        </w:drawing>
+      </w:r>
+    </w:p>
+    <w:p>
+      <w:pPr>
+        <w:rPr>
+          <w:b/>
+          <w:bCs/>
+        </w:rPr>
+      </w:pPr>
+      <w:r>
+        <w:rPr>
+          <w:b/>
+          <w:bCs/>
+        </w:rPr>
+        <w:t>GPS Signal loss (behind the grandstand)</w:t>
+      </w:r>
+    </w:p>
+    <w:p>
+      <w:pPr>
+        <w:rPr>
+          <w:b/>
+          <w:bCs/>
+        </w:rPr>
+      </w:pPr>
+      <w:r>
+        <w:rPr>
+          <w:b/>
+          <w:bCs/>
+        </w:rPr>
+        <w:lastRenderedPageBreak/>
+        <w:drawing>
+          <wp:inline distT="0" distB="0" distL="0" distR="0" wp14:anchorId="3FB27088" wp14:editId="5072A67F">
+            <wp:extent cx="5943600" cy="2988310"/>
+            <wp:effectExtent l="0" t="0" r="0" b="2540"/>
+            <wp:docPr id="1768937291" name="Picture 1"/>
+            <wp:cNvGraphicFramePr>
+              <a:graphicFrameLocks xmlns:a="http://schemas.openxmlformats.org/drawingml/2006/main" noChangeAspect="1"/>
+            </wp:cNvGraphicFramePr>
+            <a:graphic xmlns:a="http://schemas.openxmlformats.org/drawingml/2006/main">
+              <a:graphicData uri="http://schemas.openxmlformats.org/drawingml/2006/picture">
+                <pic:pic xmlns:pic="http://schemas.openxmlformats.org/drawingml/2006/picture">
+                  <pic:nvPicPr>
+                    <pic:cNvPr id="1768937291" name=""/>
+                    <pic:cNvPicPr/>
+                  </pic:nvPicPr>
+                  <pic:blipFill>
+                    <a:blip r:embed="rId12"/>
+                    <a:stretch>
+                      <a:fillRect/>
+                    </a:stretch>
+                  </pic:blipFill>
+                  <pic:spPr>
+                    <a:xfrm>
+                      <a:off x="0" y="0"/>
+                      <a:ext cx="5943600" cy="2988310"/>
+                    </a:xfrm>
+                    <a:prstGeom prst="rect">
+                      <a:avLst/>
+                    </a:prstGeom>
+                  </pic:spPr>
+                </pic:pic>
+              </a:graphicData>
+            </a:graphic>
+          </wp:inline>
+        </w:drawing>
+      </w:r>
+    </w:p>
+    <w:p>
+      <w:pPr>
+        <w:rPr>
+          <w:b/>
+          <w:bCs/>
+        </w:rPr>
+      </w:pPr>
+      <w:r>
+        <w:rPr>
+          <w:b/>
+          <w:bCs/>
+        </w:rPr>
+        <w:t>GPS signal acquired</w:t>
+      </w:r>
+    </w:p>
+    <w:p>
+      <w:pPr>
+        <w:rPr>
+          <w:b/>
+          <w:bCs/>
+        </w:rPr>
+      </w:pPr>
+      <w:r>
+        <w:rPr>
+          <w:b/>
+          <w:bCs/>
+        </w:rPr>
+        <w:drawing>
+          <wp:inline distT="0" distB="0" distL="0" distR="0" wp14:anchorId="2DB26871" wp14:editId="67294860">
+            <wp:extent cx="5943600" cy="2955925"/>
+            <wp:effectExtent l="0" t="0" r="0" b="0"/>
+            <wp:docPr id="1726903735" name="Picture 1"/>
+            <wp:cNvGraphicFramePr>
+              <a:graphicFrameLocks xmlns:a="http://schemas.openxmlformats.org/drawingml/2006/main" noChangeAspect="1"/>
+            </wp:cNvGraphicFramePr>
+            <a:graphic xmlns:a="http://schemas.openxmlformats.org/drawingml/2006/main">
+              <a:graphicData uri="http://schemas.openxmlformats.org/drawingml/2006/picture">
+                <pic:pic xmlns:pic="http://schemas.openxmlformats.org/drawingml/2006/picture">
+                  <pic:nvPicPr>
+                    <pic:cNvPr id="1726903735" name=""/>
+                    <pic:cNvPicPr/>
+                  </pic:nvPicPr>
+                  <pic:blipFill>
+                    <a:blip r:embed="rId13"/>
+                    <a:stretch>
+                      <a:fillRect/>
+                    </a:stretch>
+                  </pic:blipFill>
+                  <pic:spPr>
+                    <a:xfrm>
+                      <a:off x="0" y="0"/>
+                      <a:ext cx="5943600" cy="2955925"/>
+                    </a:xfrm>
+                    <a:prstGeom prst="rect">
+                      <a:avLst/>
+                    </a:prstGeom>
+                  </pic:spPr>
+                </pic:pic>
+              </a:graphicData>
+            </a:graphic>
+          </wp:inline>
+        </w:drawing>
+      </w:r>
+    </w:p>
+    <w:p>
+      <w:pPr>
+        <w:rPr>
+          <w:b/>
+          <w:bCs/>
+        </w:rPr>
+      </w:pPr>
+    </w:p>
+    <w:p>
+      <w:r>
+        <w:rPr>
+          <w:b/>
+          <w:bCs/>
+        </w:rPr>
+        <w:t>Observation</w:t>
+      </w:r>
+      <w:r>
+        <w:rPr>
+          <w:b/>
+          <w:bCs/>
+        </w:rPr>
+        <w:t xml:space="preserve">: </w:t>
+      </w:r>
+      <w:r>
+        <w:t xml:space="preserve"> nung dumaan sa may likod ng grandstand (sa may cr) nawala ung gps data, hindi gumalaw </w:t>
+      </w:r>
       <w:proofErr w:type="gramStart"/>
       <w:r>
-        <w:t>ung</w:t>
-      </w:r>
-      <w:proofErr w:type="spellEnd"/>
-      <w:r>
-        <w:t xml:space="preserve">  speed</w:t>
+        <w:t>ung  speed</w:t>
       </w:r>
       <w:proofErr w:type="gramEnd"/>
       <w:r>
-        <w:t xml:space="preserve">, stuck </w:t>
-      </w:r>
-      <w:proofErr w:type="spellStart"/>
-      <w:r>
-        <w:t>sa</w:t>
-      </w:r>
-      <w:proofErr w:type="spellEnd"/>
-      <w:r>
-        <w:t xml:space="preserve"> 3.4.</w:t>
-      </w:r>
-    </w:p>
-    <w:p>
-      <w:r>
-        <w:t xml:space="preserve">Pag di </w:t>
-      </w:r>
-      <w:proofErr w:type="spellStart"/>
-      <w:r>
-        <w:t>gumagalaw</w:t>
-      </w:r>
-      <w:proofErr w:type="spellEnd"/>
-      <w:r>
-        <w:t xml:space="preserve"> </w:t>
-      </w:r>
-      <w:proofErr w:type="spellStart"/>
-      <w:r>
-        <w:t>naka</w:t>
-      </w:r>
-      <w:proofErr w:type="spellEnd"/>
-      <w:r>
-        <w:t xml:space="preserve"> </w:t>
+        <w:t>, stuck sa 3.4.</w:t>
+      </w:r>
+    </w:p>
+    <w:p>
+      <w:r>
+        <w:t xml:space="preserve">Pag di gumagalaw naka </w:t>
       </w:r>
       <w:proofErr w:type="gramStart"/>
       <w:r>
@@ -383,28 +688,40 @@
       </w:r>
       <w:proofErr w:type="gramEnd"/>
       <w:r>
-        <w:t xml:space="preserve"> </w:t>
-      </w:r>
-      <w:proofErr w:type="spellStart"/>
-      <w:r>
-        <w:t>yung</w:t>
-      </w:r>
-      <w:proofErr w:type="spellEnd"/>
-      <w:r>
-        <w:t xml:space="preserve"> speed, needs better calibration.</w:t>
-      </w:r>
-    </w:p>
-    <w:p>
-      <w:r>
-        <w:t xml:space="preserve">When moving with </w:t>
-      </w:r>
-      <w:proofErr w:type="spellStart"/>
-      <w:r>
-        <w:t>gps</w:t>
-      </w:r>
-      <w:proofErr w:type="spellEnd"/>
-      <w:r>
-        <w:t>, speed has an offset of around +/- 1kph. Better calibration needed when installed.</w:t>
+        <w:t xml:space="preserve"> yung speed, needs better calibration.</w:t>
+      </w:r>
+    </w:p>
+    <w:p>
+      <w:r>
+        <w:t>When moving with gps, speed has an offset of around +/- 1kph. Better calibration needed when installed.</w:t>
+      </w:r>
+    </w:p>
+    <w:p>
+      <w:pPr>
+        <w:rPr>
+          <w:b/>
+          <w:bCs/>
+        </w:rPr>
+      </w:pPr>
+      <w:r>
+        <w:rPr>
+          <w:b/>
+          <w:bCs/>
+        </w:rPr>
+        <w:lastRenderedPageBreak/>
+        <w:t xml:space="preserve">Future work: </w:t>
+      </w:r>
+    </w:p>
+    <w:p>
+      <w:pPr>
+        <w:pStyle w:val="ListParagraph"/>
+        <w:numPr>
+          <w:ilvl w:val="0"/>
+          <w:numId w:val="1"/>
+        </w:numPr>
+      </w:pPr>
+      <w:r>
+        <w:t>Integrate graphs and maps in desktop app to visualize the accuracy of movement properly</w:t>
       </w:r>
     </w:p>
     <w:p/>
@@ -417,6 +734,126 @@
     </w:sectPr>
   </w:body>
 </w:document>
+</file>
+
+<file path=word/numbering.xml><?xml version="1.0" encoding="utf-8"?>
+<w:numbering xmlns:wpc="http://schemas.microsoft.com/office/word/2010/wordprocessingCanvas" xmlns:cx="http://schemas.microsoft.com/office/drawing/2014/chartex" xmlns:cx1="http://schemas.microsoft.com/office/drawing/2015/9/8/chartex" xmlns:cx2="http://schemas.microsoft.com/office/drawing/2015/10/21/chartex" xmlns:cx3="http://schemas.microsoft.com/office/drawing/2016/5/9/chartex" xmlns:cx4="http://schemas.microsoft.com/office/drawing/2016/5/10/chartex" xmlns:cx5="http://schemas.microsoft.com/office/drawing/2016/5/11/chartex" xmlns:cx6="http://schemas.microsoft.com/office/drawing/2016/5/12/chartex" xmlns:cx7="http://schemas.microsoft.com/office/drawing/2016/5/13/chartex" xmlns:cx8="http://schemas.microsoft.com/office/drawing/2016/5/14/chartex" xmlns:mc="http://schemas.openxmlformats.org/markup-compatibility/2006" xmlns:aink="http://schemas.microsoft.com/office/drawing/2016/ink" xmlns:am3d="http://schemas.microsoft.com/office/drawing/2017/model3d" xmlns:o="urn:schemas-microsoft-com:office:office" xmlns:oel="http://schemas.microsoft.com/office/2019/extlst" xmlns:r="http://schemas.openxmlformats.org/officeDocument/2006/relationships" xmlns:m="http://schemas.openxmlformats.org/officeDocument/2006/math" xmlns:v="urn:schemas-microsoft-com:vml" xmlns:wp14="http://schemas.microsoft.com/office/word/2010/wordprocessingDrawing" xmlns:wp="http://schemas.openxmlformats.org/drawingml/2006/wordprocessingDrawing" xmlns:w10="urn:schemas-microsoft-com:office:word" xmlns:w="http://schemas.openxmlformats.org/wordprocessingml/2006/main" xmlns:w14="http://schemas.microsoft.com/office/word/2010/wordml" xmlns:w15="http://schemas.microsoft.com/office/word/2012/wordml" xmlns:w16cex="http://schemas.microsoft.com/office/word/2018/wordml/cex" xmlns:w16cid="http://schemas.microsoft.com/office/word/2016/wordml/cid" xmlns:w16="http://schemas.microsoft.com/office/word/2018/wordml" xmlns:w16du="http://schemas.microsoft.com/office/word/2023/wordml/word16du" xmlns:w16sdtdh="http://schemas.microsoft.com/office/word/2020/wordml/sdtdatahash" xmlns:w16sdtfl="http://schemas.microsoft.com/office/word/2024/wordml/sdtformatlock" xmlns:w16se="http://schemas.microsoft.com/office/word/2015/wordml/symex" xmlns:wpg="http://schemas.microsoft.com/office/word/2010/wordprocessingGroup" xmlns:wpi="http://schemas.microsoft.com/office/word/2010/wordprocessingInk" xmlns:wne="http://schemas.microsoft.com/office/word/2006/wordml" xmlns:wps="http://schemas.microsoft.com/office/word/2010/wordprocessingShape" mc:Ignorable="w14 w15 w16se w16cid w16 w16cex w16sdtdh w16sdtfl w16du wp14">
+  <w:abstractNum w:abstractNumId="0" w15:restartNumberingAfterBreak="0">
+    <w:nsid w:val="15063691"/>
+    <w:multiLevelType w:val="hybridMultilevel"/>
+    <w:tmpl w:val="43A810C2"/>
+    <w:lvl w:ilvl="0" w:tplc="5E18567C">
+      <w:numFmt w:val="bullet"/>
+      <w:lvlText w:val="-"/>
+      <w:lvlJc w:val="left"/>
+      <w:pPr>
+        <w:ind w:left="720" w:hanging="360"/>
+      </w:pPr>
+      <w:rPr>
+        <w:rFonts w:ascii="Calibri" w:eastAsiaTheme="minorHAnsi" w:hAnsi="Calibri" w:cs="Calibri" w:hint="default"/>
+      </w:rPr>
+    </w:lvl>
+    <w:lvl w:ilvl="1" w:tplc="34090003" w:tentative="1">
+      <w:start w:val="1"/>
+      <w:numFmt w:val="bullet"/>
+      <w:lvlText w:val="o"/>
+      <w:lvlJc w:val="left"/>
+      <w:pPr>
+        <w:ind w:left="1440" w:hanging="360"/>
+      </w:pPr>
+      <w:rPr>
+        <w:rFonts w:ascii="Courier New" w:hAnsi="Courier New" w:cs="Courier New" w:hint="default"/>
+      </w:rPr>
+    </w:lvl>
+    <w:lvl w:ilvl="2" w:tplc="34090005" w:tentative="1">
+      <w:start w:val="1"/>
+      <w:numFmt w:val="bullet"/>
+      <w:lvlText w:val=""/>
+      <w:lvlJc w:val="left"/>
+      <w:pPr>
+        <w:ind w:left="2160" w:hanging="360"/>
+      </w:pPr>
+      <w:rPr>
+        <w:rFonts w:ascii="Wingdings" w:hAnsi="Wingdings" w:hint="default"/>
+      </w:rPr>
+    </w:lvl>
+    <w:lvl w:ilvl="3" w:tplc="34090001" w:tentative="1">
+      <w:start w:val="1"/>
+      <w:numFmt w:val="bullet"/>
+      <w:lvlText w:val=""/>
+      <w:lvlJc w:val="left"/>
+      <w:pPr>
+        <w:ind w:left="2880" w:hanging="360"/>
+      </w:pPr>
+      <w:rPr>
+        <w:rFonts w:ascii="Symbol" w:hAnsi="Symbol" w:hint="default"/>
+      </w:rPr>
+    </w:lvl>
+    <w:lvl w:ilvl="4" w:tplc="34090003" w:tentative="1">
+      <w:start w:val="1"/>
+      <w:numFmt w:val="bullet"/>
+      <w:lvlText w:val="o"/>
+      <w:lvlJc w:val="left"/>
+      <w:pPr>
+        <w:ind w:left="3600" w:hanging="360"/>
+      </w:pPr>
+      <w:rPr>
+        <w:rFonts w:ascii="Courier New" w:hAnsi="Courier New" w:cs="Courier New" w:hint="default"/>
+      </w:rPr>
+    </w:lvl>
+    <w:lvl w:ilvl="5" w:tplc="34090005" w:tentative="1">
+      <w:start w:val="1"/>
+      <w:numFmt w:val="bullet"/>
+      <w:lvlText w:val=""/>
+      <w:lvlJc w:val="left"/>
+      <w:pPr>
+        <w:ind w:left="4320" w:hanging="360"/>
+      </w:pPr>
+      <w:rPr>
+        <w:rFonts w:ascii="Wingdings" w:hAnsi="Wingdings" w:hint="default"/>
+      </w:rPr>
+    </w:lvl>
+    <w:lvl w:ilvl="6" w:tplc="34090001" w:tentative="1">
+      <w:start w:val="1"/>
+      <w:numFmt w:val="bullet"/>
+      <w:lvlText w:val=""/>
+      <w:lvlJc w:val="left"/>
+      <w:pPr>
+        <w:ind w:left="5040" w:hanging="360"/>
+      </w:pPr>
+      <w:rPr>
+        <w:rFonts w:ascii="Symbol" w:hAnsi="Symbol" w:hint="default"/>
+      </w:rPr>
+    </w:lvl>
+    <w:lvl w:ilvl="7" w:tplc="34090003" w:tentative="1">
+      <w:start w:val="1"/>
+      <w:numFmt w:val="bullet"/>
+      <w:lvlText w:val="o"/>
+      <w:lvlJc w:val="left"/>
+      <w:pPr>
+        <w:ind w:left="5760" w:hanging="360"/>
+      </w:pPr>
+      <w:rPr>
+        <w:rFonts w:ascii="Courier New" w:hAnsi="Courier New" w:cs="Courier New" w:hint="default"/>
+      </w:rPr>
+    </w:lvl>
+    <w:lvl w:ilvl="8" w:tplc="34090005" w:tentative="1">
+      <w:start w:val="1"/>
+      <w:numFmt w:val="bullet"/>
+      <w:lvlText w:val=""/>
+      <w:lvlJc w:val="left"/>
+      <w:pPr>
+        <w:ind w:left="6480" w:hanging="360"/>
+      </w:pPr>
+      <w:rPr>
+        <w:rFonts w:ascii="Wingdings" w:hAnsi="Wingdings" w:hint="default"/>
+      </w:rPr>
+    </w:lvl>
+  </w:abstractNum>
+  <w:num w:numId="1" w16cid:durableId="1430851775">
+    <w:abstractNumId w:val="0"/>
+  </w:num>
+</w:numbering>
 </file>
 
 <file path=word/styles.xml><?xml version="1.0" encoding="utf-8"?>
@@ -819,6 +1256,7 @@
   <w:style w:type="paragraph" w:default="1" w:styleId="Normal">
     <w:name w:val="Normal"/>
     <w:qFormat/>
+    <w:rsid w:val="00944559"/>
   </w:style>
   <w:style w:type="paragraph" w:styleId="Heading1">
     <w:name w:val="heading 1"/>
